--- a/legislation/military-service-retirement-bridge/08-fiscal-model-memo.docx
+++ b/legislation/military-service-retirement-bridge/08-fiscal-model-memo.docx
@@ -1310,7 +1310,7 @@
                 <w:i w:val="0"/>
                 <w:strike w:val="0"/>
               </w:rPr>
-              <w:t>PLOP, health insurance credit, group life, disability, death-in-service, COLA commencement</w:t>
+              <w:t>PLOP, group life, disability, death-in-service, Workforce Transition Act severance conversion</w:t>
             </w:r>
           </w:p>
         </w:tc>
@@ -1325,7 +1325,7 @@
                 <w:i w:val="0"/>
                 <w:strike w:val="0"/>
               </w:rPr>
-              <w:t>Keyed to creditable service or the unreduced-eligibility date</w:t>
+              <w:t>Keyed to creditable service or to the unreduced-eligibility date</w:t>
             </w:r>
           </w:p>
         </w:tc>
@@ -1340,7 +1340,94 @@
                 <w:i w:val="0"/>
                 <w:strike w:val="0"/>
               </w:rPr>
-              <w:t>All expressly excluded or frozen (§ 51.1-142.4 F; conforming amendments to §§ 51.1-162, 51.1-165.01, 51.1-166)</w:t>
+              <w:t>Expressly excluded or frozen (§ 51.1-142.4 F; conforming amendments to §§ 51.1-162, 51.1-165.01, 51.1-166 and § 2.2-3204 A, C)</w:t>
+            </w:r>
+          </w:p>
+        </w:tc>
+      </w:tr>
+      <w:tr>
+        <w:tc>
+          <w:tcPr>
+            <w:tcW w:type="dxa" w:w="2880"/>
+          </w:tcPr>
+          <w:p>
+            <w:r>
+              <w:rPr>
+                <w:b w:val="0"/>
+                <w:i w:val="0"/>
+                <w:strike w:val="0"/>
+              </w:rPr>
+              <w:t xml:space="preserve">Health insurance credit and post-retirement supplement </w:t>
+            </w:r>
+            <w:r>
+              <w:rPr>
+                <w:b/>
+                <w:i w:val="0"/>
+                <w:strike w:val="0"/>
+              </w:rPr>
+              <w:t>commencement</w:t>
+            </w:r>
+          </w:p>
+        </w:tc>
+        <w:tc>
+          <w:tcPr>
+            <w:tcW w:type="dxa" w:w="2880"/>
+          </w:tcPr>
+          <w:p>
+            <w:r>
+              <w:rPr>
+                <w:b w:val="0"/>
+                <w:i w:val="0"/>
+                <w:strike w:val="0"/>
+              </w:rPr>
+              <w:t xml:space="preserve">Keyed to the </w:t>
+            </w:r>
+            <w:r>
+              <w:rPr>
+                <w:b/>
+                <w:i w:val="0"/>
+                <w:strike w:val="0"/>
+              </w:rPr>
+              <w:t>date of retirement</w:t>
+            </w:r>
+          </w:p>
+        </w:tc>
+        <w:tc>
+          <w:tcPr>
+            <w:tcW w:type="dxa" w:w="2880"/>
+          </w:tcPr>
+          <w:p>
+            <w:r>
+              <w:rPr>
+                <w:b/>
+                <w:i w:val="0"/>
+                <w:strike w:val="0"/>
+              </w:rPr>
+              <w:t>Not reached by the bill.</w:t>
+            </w:r>
+            <w:r>
+              <w:rPr>
+                <w:b w:val="0"/>
+                <w:i w:val="0"/>
+                <w:strike w:val="0"/>
+              </w:rPr>
+              <w:t xml:space="preserve"> Both begin up to four years earlier. The § 51.1-166 D 4 amendment does not cure it (see § 10 below), and the § 51.1-142.4 F 8 bar reaches eligibility and amount but not duration. Costs sit on separately funded trusts and are </w:t>
+            </w:r>
+            <w:r>
+              <w:rPr>
+                <w:b/>
+                <w:i w:val="0"/>
+                <w:strike w:val="0"/>
+              </w:rPr>
+              <w:t>outside</w:t>
+            </w:r>
+            <w:r>
+              <w:rPr>
+                <w:b w:val="0"/>
+                <w:i w:val="0"/>
+                <w:strike w:val="0"/>
+              </w:rPr>
+              <w:t xml:space="preserve"> the 0.19 bp figure — open blocker F-02</w:t>
             </w:r>
           </w:p>
         </w:tc>

--- a/legislation/military-service-retirement-bridge/08-fiscal-model-memo.docx
+++ b/legislation/military-service-retirement-bridge/08-fiscal-model-memo.docx
@@ -263,6 +263,216 @@
           <w:sz w:val="20"/>
         </w:rPr>
         <w:t>), or a scenario value. No member-level VRS data was used, because none is public.</w:t>
+      </w:r>
+    </w:p>
+    <w:p>
+      <w:pPr>
+        <w:spacing w:after="80"/>
+        <w:ind w:left="480"/>
+      </w:pPr>
+      <w:r>
+        <w:rPr>
+          <w:b/>
+          <w:i w:val="0"/>
+          <w:strike w:val="0"/>
+          <w:sz w:val="20"/>
+        </w:rPr>
+        <w:t>Scope note added October 20, 2026 — this model prices bill version 1.1, and the bill is now at version 1.2.</w:t>
+      </w:r>
+      <w:r>
+        <w:rPr>
+          <w:b w:val="0"/>
+          <w:i w:val="0"/>
+          <w:strike w:val="0"/>
+          <w:sz w:val="20"/>
+        </w:rPr>
+        <w:t xml:space="preserve"> Two policy decisions taken on October 20 change the population and the strategy set, and </w:t>
+      </w:r>
+      <w:r>
+        <w:rPr>
+          <w:b/>
+          <w:i w:val="0"/>
+          <w:strike w:val="0"/>
+          <w:sz w:val="20"/>
+        </w:rPr>
+        <w:t>both run in the favorable direction</w:t>
+      </w:r>
+      <w:r>
+        <w:rPr>
+          <w:b w:val="0"/>
+          <w:i w:val="0"/>
+          <w:strike w:val="0"/>
+          <w:sz w:val="20"/>
+        </w:rPr>
+        <w:t>, so no figure in this memorandum is an understatement on their account:</w:t>
+      </w:r>
+    </w:p>
+    <w:p>
+      <w:pPr>
+        <w:spacing w:after="80"/>
+        <w:ind w:left="480"/>
+      </w:pPr>
+      <w:r>
+        <w:rPr>
+          <w:b w:val="0"/>
+          <w:i w:val="0"/>
+          <w:strike w:val="0"/>
+          <w:sz w:val="20"/>
+        </w:rPr>
+        <w:t xml:space="preserve">1. </w:t>
+      </w:r>
+      <w:r>
+        <w:rPr>
+          <w:b/>
+          <w:i w:val="0"/>
+          <w:strike w:val="0"/>
+          <w:sz w:val="20"/>
+        </w:rPr>
+        <w:t>DECISION 8 closed the deferred-member path.</w:t>
+      </w:r>
+      <w:r>
+        <w:rPr>
+          <w:b w:val="0"/>
+          <w:i w:val="0"/>
+          <w:strike w:val="0"/>
+          <w:sz w:val="20"/>
+        </w:rPr>
+        <w:t xml:space="preserve"> New § 51.1-142.4 E 3 and the conforming amendment to § 51.1-153 C require member-in-service status at retirement. This model priced </w:t>
+      </w:r>
+      <w:r>
+        <w:rPr>
+          <w:b/>
+          <w:i w:val="0"/>
+          <w:strike w:val="0"/>
+          <w:sz w:val="20"/>
+        </w:rPr>
+        <w:t>four</w:t>
+      </w:r>
+      <w:r>
+        <w:rPr>
+          <w:b w:val="0"/>
+          <w:i w:val="0"/>
+          <w:strike w:val="0"/>
+          <w:sz w:val="20"/>
+        </w:rPr>
+        <w:t xml:space="preserve"> years of acceleration and never priced the fifteen-year deferred case, which was the single largest known gap in it. That gap is now closed in the bill rather than in the model.</w:t>
+      </w:r>
+    </w:p>
+    <w:p>
+      <w:pPr>
+        <w:spacing w:after="80"/>
+        <w:ind w:left="480"/>
+      </w:pPr>
+      <w:r>
+        <w:rPr>
+          <w:b w:val="0"/>
+          <w:i w:val="0"/>
+          <w:strike w:val="0"/>
+          <w:sz w:val="20"/>
+        </w:rPr>
+        <w:t xml:space="preserve">2. </w:t>
+      </w:r>
+      <w:r>
+        <w:rPr>
+          <w:b/>
+          <w:i w:val="0"/>
+          <w:strike w:val="0"/>
+          <w:sz w:val="20"/>
+        </w:rPr>
+        <w:t>Clause B 1(iv) excluded post-2014 § 51.1-153 B 4 public-safety employees.</w:t>
+      </w:r>
+      <w:r>
+        <w:rPr>
+          <w:b w:val="0"/>
+          <w:i w:val="0"/>
+          <w:strike w:val="0"/>
+          <w:sz w:val="20"/>
+        </w:rPr>
+        <w:t xml:space="preserve"> The population counts here include that group, so the modeled population is now </w:t>
+      </w:r>
+      <w:r>
+        <w:rPr>
+          <w:b/>
+          <w:i w:val="0"/>
+          <w:strike w:val="0"/>
+          <w:sz w:val="20"/>
+        </w:rPr>
+        <w:t>too large</w:t>
+      </w:r>
+      <w:r>
+        <w:rPr>
+          <w:b w:val="0"/>
+          <w:i w:val="0"/>
+          <w:strike w:val="0"/>
+          <w:sz w:val="20"/>
+        </w:rPr>
+        <w:t xml:space="preserve"> rather than too small.</w:t>
+      </w:r>
+    </w:p>
+    <w:p>
+      <w:pPr>
+        <w:spacing w:after="80"/>
+        <w:ind w:left="480"/>
+      </w:pPr>
+      <w:r>
+        <w:rPr>
+          <w:b/>
+          <w:i w:val="0"/>
+          <w:strike w:val="0"/>
+          <w:sz w:val="20"/>
+        </w:rPr>
+        <w:t>DECISION 9 accepted the health insurance credit and COLA commencement cost rather than curing it.</w:t>
+      </w:r>
+      <w:r>
+        <w:rPr>
+          <w:b w:val="0"/>
+          <w:i w:val="0"/>
+          <w:strike w:val="0"/>
+          <w:sz w:val="20"/>
+        </w:rPr>
+        <w:t xml:space="preserve"> That exposure remains outside every contribution-rate figure in this memorandum, because both run on separately funded trusts; the per-member health insurance credit order of magnitude (≈ $5,300) is estimated in § 10 and </w:t>
+      </w:r>
+      <w:r>
+        <w:rPr>
+          <w:b/>
+          <w:i w:val="0"/>
+          <w:strike w:val="0"/>
+          <w:sz w:val="20"/>
+        </w:rPr>
+        <w:t>the COLA exposure is not quantified at all.</w:t>
+      </w:r>
+      <w:r>
+        <w:rPr>
+          <w:b w:val="0"/>
+          <w:i w:val="0"/>
+          <w:strike w:val="0"/>
+          <w:sz w:val="20"/>
+        </w:rPr>
+        <w:t xml:space="preserve"> It is the one acknowledged gap in the fiscal case and should be raised before a committee finds it. Enactment clause 3(vi) directs the Board to report both, stated separately by trust.</w:t>
+      </w:r>
+    </w:p>
+    <w:p>
+      <w:pPr>
+        <w:spacing w:after="80"/>
+        <w:ind w:left="480"/>
+      </w:pPr>
+      <w:r>
+        <w:rPr>
+          <w:b/>
+          <w:i w:val="0"/>
+          <w:strike w:val="0"/>
+          <w:sz w:val="20"/>
+        </w:rPr>
+        <w:t>The model should be re-run against version 1.2 before introduction</w:t>
+      </w:r>
+      <w:r>
+        <w:rPr>
+          <w:b w:val="0"/>
+          <w:i w:val="0"/>
+          <w:strike w:val="0"/>
+          <w:sz w:val="20"/>
+        </w:rPr>
+        <w:t>, so that what the money committees see describes the bill actually filed.</w:t>
       </w:r>
     </w:p>
     <w:p>
@@ -1427,7 +1637,23 @@
                 <w:i w:val="0"/>
                 <w:strike w:val="0"/>
               </w:rPr>
-              <w:t xml:space="preserve"> the 0.19 bp figure — open blocker F-02</w:t>
+              <w:t xml:space="preserve"> the 0.19 bp figure. </w:t>
+            </w:r>
+            <w:r>
+              <w:rPr>
+                <w:b/>
+                <w:i w:val="0"/>
+                <w:strike w:val="0"/>
+              </w:rPr>
+              <w:t>Resolved by DECISION 9 (October 20, 2026): accepted, priced and disclosed rather than cured</w:t>
+            </w:r>
+            <w:r>
+              <w:rPr>
+                <w:b w:val="0"/>
+                <w:i w:val="0"/>
+                <w:strike w:val="0"/>
+              </w:rPr>
+              <w:t>, with enactment clause 3(vi) requiring the Board to report both by trust</w:t>
             </w:r>
           </w:p>
         </w:tc>

--- a/legislation/military-service-retirement-bridge/08-fiscal-model-memo.docx
+++ b/legislation/military-service-retirement-bridge/08-fiscal-model-memo.docx
@@ -51,7 +51,7 @@
           <w:i w:val="0"/>
           <w:strike w:val="0"/>
         </w:rPr>
-        <w:t>Prepared by:</w:t>
+        <w:t>Prepared by Policy Development Team using legal, policy, and financial analysis tools, pending review by veterans' legal counsel.</w:t>
       </w:r>
       <w:r>
         <w:rPr>
@@ -59,7 +59,7 @@
           <w:i w:val="0"/>
           <w:strike w:val="0"/>
         </w:rPr>
-        <w:t xml:space="preserve"> VRS2 — Policy Financial Analysis Modeler </w:t>
+        <w:t xml:space="preserve"> </w:t>
       </w:r>
       <w:r>
         <w:rPr>

--- a/legislation/military-service-retirement-bridge/08-fiscal-model-memo.docx
+++ b/legislation/military-service-retirement-bridge/08-fiscal-model-memo.docx
@@ -83,7 +83,7 @@
           <w:i w:val="0"/>
           <w:strike w:val="0"/>
         </w:rPr>
-        <w:t>Version:</w:t>
+        <w:t>Model version:</w:t>
       </w:r>
       <w:r>
         <w:rPr>
@@ -91,7 +91,7 @@
           <w:i w:val="0"/>
           <w:strike w:val="0"/>
         </w:rPr>
-        <w:t xml:space="preserve"> 1.0 | </w:t>
+        <w:t xml:space="preserve"> 1.0 — </w:t>
       </w:r>
       <w:r>
         <w:rPr>
@@ -99,6 +99,22 @@
           <w:i w:val="0"/>
           <w:strike w:val="0"/>
         </w:rPr>
+        <w:t>complete for bill version 1.1; a bill version 1.2 refresh is required before external use</w:t>
+      </w:r>
+      <w:r>
+        <w:rPr>
+          <w:b w:val="0"/>
+          <w:i w:val="0"/>
+          <w:strike w:val="0"/>
+        </w:rPr>
+        <w:t xml:space="preserve"> | </w:t>
+      </w:r>
+      <w:r>
+        <w:rPr>
+          <w:b/>
+          <w:i w:val="0"/>
+          <w:strike w:val="0"/>
+        </w:rPr>
         <w:t>Date:</w:t>
       </w:r>
       <w:r>
@@ -107,7 +123,23 @@
           <w:i w:val="0"/>
           <w:strike w:val="0"/>
         </w:rPr>
-        <w:t xml:space="preserve"> October 19, 2026 </w:t>
+        <w:t xml:space="preserve"> October 19, 2026 | </w:t>
+      </w:r>
+      <w:r>
+        <w:rPr>
+          <w:b/>
+          <w:i w:val="0"/>
+          <w:strike w:val="0"/>
+        </w:rPr>
+        <w:t>Package version:</w:t>
+      </w:r>
+      <w:r>
+        <w:rPr>
+          <w:b w:val="0"/>
+          <w:i w:val="0"/>
+          <w:strike w:val="0"/>
+        </w:rPr>
+        <w:t xml:space="preserve"> 1.3 — External-Review Cleanup </w:t>
       </w:r>
       <w:r>
         <w:rPr>
@@ -379,7 +411,7 @@
           <w:strike w:val="0"/>
           <w:sz w:val="20"/>
         </w:rPr>
-        <w:t>Clause B 1(iv) excluded post-2014 § 51.1-153 B 4 public-safety employees.</w:t>
+        <w:t>Clause B 1(iv) excluded qualifying § 51.1-153 B 4 public-safety employees who first entered the VRS-administered retirement system on or after the January 1, 2014 Hybrid transition.</w:t>
       </w:r>
       <w:r>
         <w:rPr>
@@ -421,7 +453,7 @@
           <w:strike w:val="0"/>
           <w:sz w:val="20"/>
         </w:rPr>
-        <w:t>DECISION 9 accepted the health insurance credit and COLA commencement cost rather than curing it.</w:t>
+        <w:t>DECISION 9 accepted the health insurance credit and COLA commencement cost rather than curing it. HIC and COLA follow the retirement date, so preventing earlier commencement would require separate statutory changes outside the bridge</w:t>
       </w:r>
       <w:r>
         <w:rPr>
@@ -430,7 +462,7 @@
           <w:strike w:val="0"/>
           <w:sz w:val="20"/>
         </w:rPr>
-        <w:t xml:space="preserve"> That exposure remains outside every contribution-rate figure in this memorandum, because both run on separately funded trusts; the per-member health insurance credit order of magnitude (≈ $5,300) is estimated in § 10 and </w:t>
+        <w:t xml:space="preserve"> — to Chapter 14 and to § 51.1-166 — and the proposal deliberately accepts and discloses that earlier commencement rather than adding separate delay provisions. That exposure remains outside every contribution-rate figure in this memorandum, because both run on separately funded trusts; the per-member health insurance credit order of magnitude (≈ $5,300) is estimated in § 10 and </w:t>
       </w:r>
       <w:r>
         <w:rPr>
@@ -579,7 +611,7 @@
           <w:i w:val="0"/>
           <w:strike w:val="0"/>
         </w:rPr>
-        <w:t xml:space="preserve"> of value — a </w:t>
+        <w:t xml:space="preserve"> of value: </w:t>
       </w:r>
       <w:r>
         <w:rPr>
@@ -587,7 +619,7 @@
           <w:i w:val="0"/>
           <w:strike w:val="0"/>
         </w:rPr>
-        <w:t>$341,065 per-member subsidy at 11.1% cost recovery</w:t>
+        <w:t>$341,065</w:t>
       </w:r>
       <w:r>
         <w:rPr>
@@ -595,7 +627,7 @@
           <w:i w:val="0"/>
           <w:strike w:val="0"/>
         </w:rPr>
-        <w:t xml:space="preserve">. Charging an actuarially equivalent price for that acceleration would require roughly </w:t>
+        <w:t xml:space="preserve"> is the </w:t>
       </w:r>
       <w:r>
         <w:rPr>
@@ -603,6 +635,54 @@
           <w:i w:val="0"/>
           <w:strike w:val="0"/>
         </w:rPr>
+        <w:t>maximum modeled net value above the member purchase price under the frozen-service/subsidy scenario</w:t>
+      </w:r>
+      <w:r>
+        <w:rPr>
+          <w:b w:val="0"/>
+          <w:i w:val="0"/>
+          <w:strike w:val="0"/>
+        </w:rPr>
+        <w:t xml:space="preserve">, at 11.1% cost recovery — the single most favorable modeled profile, </w:t>
+      </w:r>
+      <w:r>
+        <w:rPr>
+          <w:b/>
+          <w:i w:val="0"/>
+          <w:strike w:val="0"/>
+        </w:rPr>
+        <w:t>not</w:t>
+      </w:r>
+      <w:r>
+        <w:rPr>
+          <w:b w:val="0"/>
+          <w:i w:val="0"/>
+          <w:strike w:val="0"/>
+        </w:rPr>
+        <w:t xml:space="preserve"> a cost per veteran. A member who would otherwise have worked on to unreduced eligibility </w:t>
+      </w:r>
+      <w:r>
+        <w:rPr>
+          <w:b/>
+          <w:i w:val="0"/>
+          <w:strike w:val="0"/>
+        </w:rPr>
+        <w:t>overpays</w:t>
+      </w:r>
+      <w:r>
+        <w:rPr>
+          <w:b w:val="0"/>
+          <w:i w:val="0"/>
+          <w:strike w:val="0"/>
+        </w:rPr>
+        <w:t xml:space="preserve"> in every modeled work-to-eligibility (WTE) scenario. Charging an actuarially equivalent price for that acceleration would require roughly </w:t>
+      </w:r>
+      <w:r>
+        <w:rPr>
+          <w:b/>
+          <w:i w:val="0"/>
+          <w:strike w:val="0"/>
+        </w:rPr>
         <w:t>112.8% of salary per year purchased</w:t>
       </w:r>
       <w:r>
@@ -611,7 +691,55 @@
           <w:i w:val="0"/>
           <w:strike w:val="0"/>
         </w:rPr>
-        <w:t>, not 12.50%.</w:t>
+        <w:t xml:space="preserve">, against the </w:t>
+      </w:r>
+      <w:r>
+        <w:rPr>
+          <w:b/>
+          <w:i w:val="0"/>
+          <w:strike w:val="0"/>
+        </w:rPr>
+        <w:t>12.50%</w:t>
+      </w:r>
+      <w:r>
+        <w:rPr>
+          <w:b w:val="0"/>
+          <w:i w:val="0"/>
+          <w:strike w:val="0"/>
+        </w:rPr>
+        <w:t xml:space="preserve"> rate for </w:t>
+      </w:r>
+      <w:r>
+        <w:rPr>
+          <w:b/>
+          <w:i w:val="0"/>
+          <w:strike w:val="0"/>
+        </w:rPr>
+        <w:t>ordinary non-hazardous</w:t>
+      </w:r>
+      <w:r>
+        <w:rPr>
+          <w:b w:val="0"/>
+          <w:i w:val="0"/>
+          <w:strike w:val="0"/>
+        </w:rPr>
+        <w:t xml:space="preserve"> Plan 1 members; the rate applicable to eligible pre-2014 § 51.1-153 B 4 public-safety members </w:t>
+      </w:r>
+      <w:r>
+        <w:rPr>
+          <w:b/>
+          <w:i w:val="0"/>
+          <w:strike w:val="0"/>
+        </w:rPr>
+        <w:t>requires VRS confirmation</w:t>
+      </w:r>
+      <w:r>
+        <w:rPr>
+          <w:b w:val="0"/>
+          <w:i w:val="0"/>
+          <w:strike w:val="0"/>
+        </w:rPr>
+        <w:t>.</w:t>
       </w:r>
     </w:p>
     <w:p>
@@ -693,7 +821,23 @@
           <w:i w:val="0"/>
           <w:strike w:val="0"/>
         </w:rPr>
-        <w:t xml:space="preserve"> combined. Across every sensitivity tested — including the adverse case in which the subsidy measure is applied to every purchaser at high take-up — no plan exceeds </w:t>
+        <w:t xml:space="preserve"> combined. </w:t>
+      </w:r>
+      <w:r>
+        <w:rPr>
+          <w:b/>
+          <w:i w:val="0"/>
+          <w:strike w:val="0"/>
+        </w:rPr>
+        <w:t>That is the modeled retirement-plan employer contribution impact, and it excludes the separately funded health insurance credit and COLA effects, including unquantified COLA exposure.</w:t>
+      </w:r>
+      <w:r>
+        <w:rPr>
+          <w:b w:val="0"/>
+          <w:i w:val="0"/>
+          <w:strike w:val="0"/>
+        </w:rPr>
+        <w:t xml:space="preserve"> Across every sensitivity tested — including the adverse case in which the subsidy measure is applied to every purchaser at high take-up — no plan exceeds </w:t>
       </w:r>
       <w:r>
         <w:rPr>
@@ -751,7 +895,7 @@
           <w:i w:val="0"/>
           <w:strike w:val="0"/>
         </w:rPr>
-        <w:t xml:space="preserve">Those two statements are both true, and the brief has to carry both. A committee told "no cost" will be contradicted by the Board's § 30-19.1:7 statement. A committee told "a $341,000 subsidy per veteran" without the denominator will kill the bill. The defensible framing is: </w:t>
+        <w:t xml:space="preserve">Those two statements are both true, and the brief has to carry both. A committee told "no cost" will be contradicted by the Board's § 30-19.1:7 statement. A committee told "a $341,000 subsidy per veteran" — which the figure is not — without the denominator will kill the bill. The defensible framing is: </w:t>
       </w:r>
       <w:r>
         <w:rPr>
@@ -1251,7 +1395,31 @@
                 <w:i w:val="0"/>
                 <w:strike w:val="0"/>
               </w:rPr>
-              <w:t>Approximate normal cost (§ 51.1-142.4 D): 12.50% Plan 1, 10.74% Plan 2, 6.68% hybrid, per year, on the higher of creditable compensation and AFC (SRC-08)</w:t>
+              <w:t xml:space="preserve">Approximate normal cost (§ 51.1-142.4 D): for </w:t>
+            </w:r>
+            <w:r>
+              <w:rPr>
+                <w:b/>
+                <w:i w:val="0"/>
+                <w:strike w:val="0"/>
+              </w:rPr>
+              <w:t>ordinary non-hazardous</w:t>
+            </w:r>
+            <w:r>
+              <w:rPr>
+                <w:b w:val="0"/>
+                <w:i w:val="0"/>
+                <w:strike w:val="0"/>
+              </w:rPr>
+              <w:t xml:space="preserve"> members, 12.50% Plan 1, 10.74% Plan 2, 6.68% hybrid, per year, on the higher of creditable compensation and AFC (SRC-08). The rate applicable to eligible pre-2014 § 51.1-153 B 4 public-safety members </w:t>
+            </w:r>
+            <w:r>
+              <w:rPr>
+                <w:b/>
+                <w:i w:val="0"/>
+                <w:strike w:val="0"/>
+              </w:rPr>
+              <w:t>requires VRS confirmation</w:t>
             </w:r>
           </w:p>
         </w:tc>
@@ -1621,7 +1789,7 @@
                 <w:i w:val="0"/>
                 <w:strike w:val="0"/>
               </w:rPr>
-              <w:t xml:space="preserve"> Both begin up to four years earlier. The § 51.1-166 D 4 amendment does not cure it (see § 10 below), and the § 51.1-142.4 F 8 bar reaches eligibility and amount but not duration. Costs sit on separately funded trusts and are </w:t>
+              <w:t xml:space="preserve"> Both begin up to four years earlier. </w:t>
             </w:r>
             <w:r>
               <w:rPr>
@@ -1629,6 +1797,22 @@
                 <w:i w:val="0"/>
                 <w:strike w:val="0"/>
               </w:rPr>
+              <w:t>HIC and COLA follow the retirement date, so preventing earlier commencement would require separate statutory changes outside the bridge</w:t>
+            </w:r>
+            <w:r>
+              <w:rPr>
+                <w:b w:val="0"/>
+                <w:i w:val="0"/>
+                <w:strike w:val="0"/>
+              </w:rPr>
+              <w:t xml:space="preserve"> — to Chapter 14 and to § 51.1-166. The § 51.1-166 D 4 amendment does not cure it (see § 10 below), and the § 51.1-142.4 F 8 bar reaches eligibility and amount but not duration. Costs sit on separately funded trusts and are </w:t>
+            </w:r>
+            <w:r>
+              <w:rPr>
+                <w:b/>
+                <w:i w:val="0"/>
+                <w:strike w:val="0"/>
+              </w:rPr>
               <w:t>outside</w:t>
             </w:r>
             <w:r>
@@ -1637,7 +1821,7 @@
                 <w:i w:val="0"/>
                 <w:strike w:val="0"/>
               </w:rPr>
-              <w:t xml:space="preserve"> the 0.19 bp figure. </w:t>
+              <w:t xml:space="preserve"> the 0.19 bp figure, which is the modeled retirement-plan employer contribution impact only. </w:t>
             </w:r>
             <w:r>
               <w:rPr>
@@ -1645,15 +1829,23 @@
                 <w:i w:val="0"/>
                 <w:strike w:val="0"/>
               </w:rPr>
-              <w:t>Resolved by DECISION 9 (October 20, 2026): accepted, priced and disclosed rather than cured</w:t>
-            </w:r>
-            <w:r>
-              <w:rPr>
-                <w:b w:val="0"/>
-                <w:i w:val="0"/>
-                <w:strike w:val="0"/>
-              </w:rPr>
-              <w:t>, with enactment clause 3(vi) requiring the Board to report both by trust</w:t>
+              <w:t>Resolved by DECISION 9 (October 20, 2026): the proposal deliberately accepts and discloses the earlier commencement rather than adding separate delay provisions</w:t>
+            </w:r>
+            <w:r>
+              <w:rPr>
+                <w:b w:val="0"/>
+                <w:i w:val="0"/>
+                <w:strike w:val="0"/>
+              </w:rPr>
+              <w:t xml:space="preserve">, with enactment clause 3(vi) requiring the Board to report both by trust. The </w:t>
+            </w:r>
+            <w:r>
+              <w:rPr>
+                <w:b/>
+                <w:i w:val="0"/>
+                <w:strike w:val="0"/>
+              </w:rPr>
+              <w:t>COLA exposure is unquantified</w:t>
             </w:r>
           </w:p>
         </w:tc>
@@ -4334,7 +4526,7 @@
           <w:i w:val="0"/>
           <w:strike w:val="0"/>
         </w:rPr>
-        <w:t xml:space="preserve"> — 56% to 79% recovery versus 11% to 29% — for three compounding reasons: the two-points-per-year asymmetry halves the acceleration; the 10.74% rate is only 14% below the Plan 1 rate; and Plan 2's 60-month AFC and 2.25% COLA both reduce the annuity value relative to Plan 1's 36-month AFC and 2.50% COLA.</w:t>
+        <w:t xml:space="preserve"> — 56% to 79% recovery versus 11% to 29% — for three compounding reasons: the two-points-per-year asymmetry halves the acceleration; the 10.74% ordinary non-hazardous rate is only 14% below the Plan 1 rate; and Plan 2's 60-month AFC and 2.25% COLA both reduce the annuity value relative to Plan 1's 36-month AFC and 2.50% COLA.</w:t>
       </w:r>
     </w:p>
     <w:p>
@@ -12841,6 +13033,22 @@
           <w:strike w:val="0"/>
         </w:rPr>
         <w:t>0.22 basis points on the state plan, 0.20 on the teacher plan and 0.14 on the participating political subdivision plans — 0.19 basis points combined.</w:t>
+      </w:r>
+      <w:r>
+        <w:rPr>
+          <w:b w:val="0"/>
+          <w:i w:val="0"/>
+          <w:strike w:val="0"/>
+        </w:rPr>
+        <w:t xml:space="preserve"> That is the </w:t>
+      </w:r>
+      <w:r>
+        <w:rPr>
+          <w:b/>
+          <w:i w:val="0"/>
+          <w:strike w:val="0"/>
+        </w:rPr>
+        <w:t>modeled retirement-plan employer contribution impact and excludes the separately funded health insurance credit and COLA effects, including unquantified COLA exposure.</w:t>
       </w:r>
       <w:r>
         <w:rPr>

--- a/legislation/military-service-retirement-bridge/08-fiscal-model-memo.docx
+++ b/legislation/military-service-retirement-bridge/08-fiscal-model-memo.docx
@@ -99,7 +99,7 @@
           <w:i w:val="0"/>
           <w:strike w:val="0"/>
         </w:rPr>
-        <w:t>complete for bill version 1.1; a bill version 1.2 refresh is required before external use</w:t>
+        <w:t>complete for bill version 1.1; a refresh against the bill as introduced is required before external use</w:t>
       </w:r>
       <w:r>
         <w:rPr>
@@ -635,7 +635,7 @@
           <w:i w:val="0"/>
           <w:strike w:val="0"/>
         </w:rPr>
-        <w:t>maximum modeled net value above the member purchase price under the frozen-service/subsidy scenario</w:t>
+        <w:t>modeled net value above the member purchase price in the single most favorable published profile</w:t>
       </w:r>
       <w:r>
         <w:rPr>

--- a/legislation/military-service-retirement-bridge/08-fiscal-model-memo.docx
+++ b/legislation/military-service-retirement-bridge/08-fiscal-model-memo.docx
@@ -837,7 +837,7 @@
           <w:i w:val="0"/>
           <w:strike w:val="0"/>
         </w:rPr>
-        <w:t xml:space="preserve"> Across every sensitivity tested — including the adverse case in which the subsidy measure is applied to every purchaser at high take-up — no plan exceeds </w:t>
+        <w:t xml:space="preserve"> Across every sensitivity tested </w:t>
       </w:r>
       <w:r>
         <w:rPr>
@@ -845,6 +845,22 @@
           <w:i w:val="0"/>
           <w:strike w:val="0"/>
         </w:rPr>
+        <w:t>one at a time</w:t>
+      </w:r>
+      <w:r>
+        <w:rPr>
+          <w:b w:val="0"/>
+          <w:i w:val="0"/>
+          <w:strike w:val="0"/>
+        </w:rPr>
+        <w:t xml:space="preserve"> — including the adverse case in which the subsidy measure is applied to every purchaser at high take-up — no plan exceeds </w:t>
+      </w:r>
+      <w:r>
+        <w:rPr>
+          <w:b/>
+          <w:i w:val="0"/>
+          <w:strike w:val="0"/>
+        </w:rPr>
         <w:t>0.84 basis points</w:t>
       </w:r>
       <w:r>
@@ -853,7 +869,23 @@
           <w:i w:val="0"/>
           <w:strike w:val="0"/>
         </w:rPr>
-        <w:t xml:space="preserve">. The reason is arithmetic, not optimism: roughly </w:t>
+        <w:t xml:space="preserve">. </w:t>
+      </w:r>
+      <w:r>
+        <w:rPr>
+          <w:b/>
+          <w:i w:val="0"/>
+          <w:strike w:val="0"/>
+        </w:rPr>
+        <w:t>The sensitivity design is one-at-a-time; a compound adverse case reaches 1.16 bp aggregate and is disclosed in section 7.</w:t>
+      </w:r>
+      <w:r>
+        <w:rPr>
+          <w:b w:val="0"/>
+          <w:i w:val="0"/>
+          <w:strike w:val="0"/>
+        </w:rPr>
+        <w:t xml:space="preserve"> The reason is arithmetic, not optimism: roughly </w:t>
       </w:r>
       <w:r>
         <w:rPr>
@@ -5548,7 +5580,23 @@
           <w:i w:val="0"/>
           <w:strike w:val="0"/>
         </w:rPr>
-        <w:t>. The bill takes effect July 1, 2028, so FY2029 is the first year of operation.</w:t>
+        <w:t xml:space="preserve">. This model was built when the bill took effect July 1, 2028, so FY2029 is its first year of operation. </w:t>
+      </w:r>
+      <w:r>
+        <w:rPr>
+          <w:b/>
+          <w:i w:val="0"/>
+          <w:strike w:val="0"/>
+        </w:rPr>
+        <w:t>Version 1.4 of the bill moves the effective date to July 1, 2029 (DECISION 14), so the projection window shifts by one year to FY2030–FY2039 in the refresh.</w:t>
+      </w:r>
+      <w:r>
+        <w:rPr>
+          <w:b w:val="0"/>
+          <w:i w:val="0"/>
+          <w:strike w:val="0"/>
+        </w:rPr>
+        <w:t xml:space="preserve"> The shift moves no rate; it is a relabelling of the window, and it is one of the items the refresh against the bill as introduced must carry.</w:t>
       </w:r>
     </w:p>
     <w:p>
@@ -10715,6 +10763,99 @@
           </w:p>
         </w:tc>
       </w:tr>
+      <w:tr>
+        <w:tc>
+          <w:tcPr>
+            <w:tcW w:type="dxa" w:w="1728"/>
+          </w:tcPr>
+          <w:p>
+            <w:r>
+              <w:rPr>
+                <w:b/>
+                <w:i w:val="0"/>
+                <w:strike w:val="0"/>
+              </w:rPr>
+              <w:t>COMPOUND ADVERSE</w:t>
+            </w:r>
+            <w:r>
+              <w:rPr>
+                <w:b w:val="0"/>
+                <w:i w:val="0"/>
+                <w:strike w:val="0"/>
+              </w:rPr>
+              <w:t xml:space="preserve"> — </w:t>
+            </w:r>
+            <w:r>
+              <w:rPr>
+                <w:b w:val="0"/>
+                <w:i/>
+                <w:strike w:val="0"/>
+              </w:rPr>
+              <w:t>not one-at-a-time</w:t>
+            </w:r>
+          </w:p>
+        </w:tc>
+        <w:tc>
+          <w:tcPr>
+            <w:tcW w:type="dxa" w:w="1728"/>
+          </w:tcPr>
+          <w:p>
+            <w:r>
+              <w:rPr>
+                <w:b/>
+                <w:i w:val="0"/>
+                <w:strike w:val="0"/>
+              </w:rPr>
+              <w:t>high population funnel + φ = 0.25 + 30% take-up, together</w:t>
+            </w:r>
+          </w:p>
+        </w:tc>
+        <w:tc>
+          <w:tcPr>
+            <w:tcW w:type="dxa" w:w="1728"/>
+          </w:tcPr>
+          <w:p>
+            <w:r>
+              <w:rPr>
+                <w:b/>
+                <w:i w:val="0"/>
+                <w:strike w:val="0"/>
+              </w:rPr>
+              <w:t>$43.79M</w:t>
+            </w:r>
+          </w:p>
+        </w:tc>
+        <w:tc>
+          <w:tcPr>
+            <w:tcW w:type="dxa" w:w="1728"/>
+          </w:tcPr>
+          <w:p>
+            <w:r>
+              <w:rPr>
+                <w:b/>
+                <w:i w:val="0"/>
+                <w:strike w:val="0"/>
+              </w:rPr>
+              <w:t>1.16 bp</w:t>
+            </w:r>
+          </w:p>
+        </w:tc>
+        <w:tc>
+          <w:tcPr>
+            <w:tcW w:type="dxa" w:w="1728"/>
+          </w:tcPr>
+          <w:p>
+            <w:r>
+              <w:rPr>
+                <w:b/>
+                <w:i w:val="0"/>
+                <w:strike w:val="0"/>
+              </w:rPr>
+              <w:t>+0.97</w:t>
+            </w:r>
+          </w:p>
+        </w:tc>
+      </w:tr>
     </w:tbl>
     <w:p/>
     <w:p>
@@ -10749,6 +10890,316 @@
           <w:strike w:val="0"/>
         </w:rPr>
         <w:t xml:space="preserve"> The model therefore does not support a claim of cost neutrality, and it does not support a claim that the bill is expensive either.</w:t>
+      </w:r>
+    </w:p>
+    <w:p>
+      <w:r>
+        <w:rPr>
+          <w:b/>
+          <w:i w:val="0"/>
+          <w:strike w:val="0"/>
+        </w:rPr>
+        <w:t>This table is strictly one-at-a-time, and version 1.4 of the package says so wherever the range is quoted — counsel review finding M-13.</w:t>
+      </w:r>
+      <w:r>
+        <w:rPr>
+          <w:b w:val="0"/>
+          <w:i w:val="0"/>
+          <w:strike w:val="0"/>
+        </w:rPr>
+        <w:t xml:space="preserve"> Every row above varies a single driver against the central case. The design has an untested independence assumption inside it, and the model's own logic says the assumption errs in the favourable direction. </w:t>
+      </w:r>
+      <w:r>
+        <w:rPr>
+          <w:b/>
+          <w:i w:val="0"/>
+          <w:strike w:val="0"/>
+        </w:rPr>
+        <w:t>Take-up (ASM-19) and the behavioural mix φ (ASM-22) are inversely correlated</w:t>
+      </w:r>
+      <w:r>
+        <w:rPr>
+          <w:b w:val="0"/>
+          <w:i w:val="0"/>
+          <w:strike w:val="0"/>
+        </w:rPr>
+        <w:t xml:space="preserve">: this model shows that a member who would have worked on to unreduced eligibility </w:t>
+      </w:r>
+      <w:r>
+        <w:rPr>
+          <w:b w:val="0"/>
+          <w:i/>
+          <w:strike w:val="0"/>
+        </w:rPr>
+        <w:t>overpays</w:t>
+      </w:r>
+      <w:r>
+        <w:rPr>
+          <w:b w:val="0"/>
+          <w:i w:val="0"/>
+          <w:strike w:val="0"/>
+        </w:rPr>
+        <w:t xml:space="preserve">, so a high take-up rate necessarily implies a purchaser pool weighted toward members who were leaving anyway — that is, toward </w:t>
+      </w:r>
+      <w:r>
+        <w:rPr>
+          <w:b/>
+          <w:i w:val="0"/>
+          <w:strike w:val="0"/>
+        </w:rPr>
+        <w:t>low</w:t>
+      </w:r>
+      <w:r>
+        <w:rPr>
+          <w:b w:val="0"/>
+          <w:i w:val="0"/>
+          <w:strike w:val="0"/>
+        </w:rPr>
+        <w:t xml:space="preserve"> φ. Varying them separately therefore suppresses the adverse tail by construction.</w:t>
+      </w:r>
+    </w:p>
+    <w:p>
+      <w:r>
+        <w:rPr>
+          <w:b/>
+          <w:i w:val="0"/>
+          <w:strike w:val="0"/>
+        </w:rPr>
+        <w:t>The compound adverse case.</w:t>
+      </w:r>
+      <w:r>
+        <w:rPr>
+          <w:b w:val="0"/>
+          <w:i w:val="0"/>
+          <w:strike w:val="0"/>
+        </w:rPr>
+        <w:t xml:space="preserve"> Running this model's own code with the </w:t>
+      </w:r>
+      <w:r>
+        <w:rPr>
+          <w:b/>
+          <w:i w:val="0"/>
+          <w:strike w:val="0"/>
+        </w:rPr>
+        <w:t>high population funnel, φ = 0.25 and 30% take-up</w:t>
+      </w:r>
+      <w:r>
+        <w:rPr>
+          <w:b w:val="0"/>
+          <w:i w:val="0"/>
+          <w:strike w:val="0"/>
+        </w:rPr>
+        <w:t xml:space="preserve"> gives </w:t>
+      </w:r>
+      <w:r>
+        <w:rPr>
+          <w:b/>
+          <w:i w:val="0"/>
+          <w:strike w:val="0"/>
+        </w:rPr>
+        <w:t>$43.79M of net liability increase and 1.16 bp aggregate</w:t>
+      </w:r>
+      <w:r>
+        <w:rPr>
+          <w:b w:val="0"/>
+          <w:i w:val="0"/>
+          <w:strike w:val="0"/>
+        </w:rPr>
+        <w:t xml:space="preserve">, against the central case of $7.15M / 0.19 bp and the one-at-a-time maximum of 0.44 bp. </w:t>
+      </w:r>
+      <w:r>
+        <w:rPr>
+          <w:b/>
+          <w:i w:val="0"/>
+          <w:strike w:val="0"/>
+        </w:rPr>
+        <w:t>At 1.16 bp a plan's rate does change to the nearest basis point</w:t>
+      </w:r>
+      <w:r>
+        <w:rPr>
+          <w:b w:val="0"/>
+          <w:i w:val="0"/>
+          <w:strike w:val="0"/>
+        </w:rPr>
+        <w:t>, so this case falsifies the sentence the package quotes most often.</w:t>
+      </w:r>
+    </w:p>
+    <w:p>
+      <w:r>
+        <w:rPr>
+          <w:b/>
+          <w:i w:val="0"/>
+          <w:strike w:val="0"/>
+        </w:rPr>
+        <w:t>By plan, the compound case breaks the single-plan claim too.</w:t>
+      </w:r>
+      <w:r>
+        <w:rPr>
+          <w:b w:val="0"/>
+          <w:i w:val="0"/>
+          <w:strike w:val="0"/>
+        </w:rPr>
+        <w:t xml:space="preserve"> 1.38 bp state, 1.19 bp teacher, 0.92 bp political subdivisions, against the one-at-a-time single-plan maximum of 0.84 bp quoted throughout this package. The sentence "no single plan exceeds 0.84 basis points" is therefore true of single-driver scenarios and </w:t>
+      </w:r>
+      <w:r>
+        <w:rPr>
+          <w:b/>
+          <w:i w:val="0"/>
+          <w:strike w:val="0"/>
+        </w:rPr>
+        <w:t>false</w:t>
+      </w:r>
+      <w:r>
+        <w:rPr>
+          <w:b w:val="0"/>
+          <w:i w:val="0"/>
+          <w:strike w:val="0"/>
+        </w:rPr>
+        <w:t xml:space="preserve"> of the compound case, and must carry that qualifier.</w:t>
+      </w:r>
+    </w:p>
+    <w:p>
+      <w:r>
+        <w:rPr>
+          <w:b/>
+          <w:i w:val="0"/>
+          <w:strike w:val="0"/>
+        </w:rPr>
+        <w:t>How to use it, and how not to.</w:t>
+      </w:r>
+      <w:r>
+        <w:rPr>
+          <w:b w:val="0"/>
+          <w:i w:val="0"/>
+          <w:strike w:val="0"/>
+        </w:rPr>
+        <w:t xml:space="preserve"> It is </w:t>
+      </w:r>
+      <w:r>
+        <w:rPr>
+          <w:b/>
+          <w:i w:val="0"/>
+          <w:strike w:val="0"/>
+        </w:rPr>
+        <w:t>not</w:t>
+      </w:r>
+      <w:r>
+        <w:rPr>
+          <w:b w:val="0"/>
+          <w:i w:val="0"/>
+          <w:strike w:val="0"/>
+        </w:rPr>
+        <w:t xml:space="preserve"> a prediction: it stacks three adverse variants and no evidence says they co-occur. It </w:t>
+      </w:r>
+      <w:r>
+        <w:rPr>
+          <w:b/>
+          <w:i w:val="0"/>
+          <w:strike w:val="0"/>
+        </w:rPr>
+        <w:t>is</w:t>
+      </w:r>
+      <w:r>
+        <w:rPr>
+          <w:b w:val="0"/>
+          <w:i w:val="0"/>
+          <w:strike w:val="0"/>
+        </w:rPr>
+        <w:t xml:space="preserve"> the adverse tail a money committee is entitled to, and a committee analyst who notices that this table is one-at-a-time will construct the case unaided and less carefully. Give the number, labelled as a compound adverse scenario, alongside the 0.19 bp central case. </w:t>
+      </w:r>
+      <w:r>
+        <w:rPr>
+          <w:b/>
+          <w:i w:val="0"/>
+          <w:strike w:val="0"/>
+        </w:rPr>
+        <w:t>Status:</w:t>
+      </w:r>
+      <w:r>
+        <w:rPr>
+          <w:b w:val="0"/>
+          <w:i w:val="0"/>
+          <w:strike w:val="0"/>
+        </w:rPr>
+        <w:t xml:space="preserve"> the scenario is now a </w:t>
+      </w:r>
+      <w:r>
+        <w:rPr>
+          <w:b/>
+          <w:i w:val="0"/>
+          <w:strike w:val="0"/>
+        </w:rPr>
+        <w:t>published row of T5</w:t>
+      </w:r>
+      <w:r>
+        <w:rPr>
+          <w:b w:val="0"/>
+          <w:i w:val="0"/>
+          <w:strike w:val="0"/>
+        </w:rPr>
+        <w:t xml:space="preserve"> in </w:t>
+      </w:r>
+      <w:r>
+        <w:rPr>
+          <w:rFonts w:ascii="Consolas" w:hAnsi="Consolas"/>
+          <w:b w:val="0"/>
+          <w:i w:val="0"/>
+          <w:strike w:val="0"/>
+          <w:color w:val="303030"/>
+          <w:sz w:val="19"/>
+        </w:rPr>
+        <w:t>fiscal-model/out/T5-sensitivity.csv</w:t>
+      </w:r>
+      <w:r>
+        <w:rPr>
+          <w:b w:val="0"/>
+          <w:i w:val="0"/>
+          <w:strike w:val="0"/>
+        </w:rPr>
+        <w:t xml:space="preserve">, added to </w:t>
+      </w:r>
+      <w:r>
+        <w:rPr>
+          <w:rFonts w:ascii="Consolas" w:hAnsi="Consolas"/>
+          <w:b w:val="0"/>
+          <w:i w:val="0"/>
+          <w:strike w:val="0"/>
+          <w:color w:val="303030"/>
+          <w:sz w:val="19"/>
+        </w:rPr>
+        <w:t>run_model.py</w:t>
+      </w:r>
+      <w:r>
+        <w:rPr>
+          <w:b w:val="0"/>
+          <w:i w:val="0"/>
+          <w:strike w:val="0"/>
+        </w:rPr>
+        <w:t xml:space="preserve"> on October 20, 2026 and reproduced by re-running the model; it is no longer prose only. </w:t>
+      </w:r>
+      <w:r>
+        <w:rPr>
+          <w:b/>
+          <w:i w:val="0"/>
+          <w:strike w:val="0"/>
+        </w:rPr>
+        <w:t>What the refresh against the bill as introduced must still carry</w:t>
+      </w:r>
+      <w:r>
+        <w:rPr>
+          <w:b w:val="0"/>
+          <w:i w:val="0"/>
+          <w:strike w:val="0"/>
+        </w:rPr>
+        <w:t xml:space="preserve"> is separate and larger: clauses B 1(iv) and B 1(v), subdivision E 3, and the FY2030–FY2039 window shift under DECISION 14. Until that lands, </w:t>
+      </w:r>
+      <w:r>
+        <w:rPr>
+          <w:b/>
+          <w:i w:val="0"/>
+          <w:strike w:val="0"/>
+        </w:rPr>
+        <w:t>every statement of the 0.05–0.44 bp range in this package reads "on one-at-a-time excursions."</w:t>
       </w:r>
     </w:p>
     <w:p>
@@ -12903,7 +13354,7 @@
           <w:i w:val="0"/>
           <w:strike w:val="0"/>
         </w:rPr>
-        <w:t>The administrative lead time VRS actually needs for the separate ledger required by § 51.1-142.4 I, which determines whether the July 1, 2028 effective date holds.</w:t>
+        <w:t>The administrative lead time VRS actually needs for the separate ledger required by § 51.1-142.4 I, which determines whether the July 1, 2029 effective date set by version 1.4 of the bill holds.</w:t>
       </w:r>
     </w:p>
     <w:p>
@@ -13056,7 +13507,7 @@
           <w:i w:val="0"/>
           <w:strike w:val="0"/>
         </w:rPr>
-        <w:t xml:space="preserve"> Across every sensitivity tested the aggregate stays between </w:t>
+        <w:t xml:space="preserve"> Across every sensitivity tested </w:t>
       </w:r>
       <w:r>
         <w:rPr>
@@ -13064,6 +13515,22 @@
           <w:i w:val="0"/>
           <w:strike w:val="0"/>
         </w:rPr>
+        <w:t>on one-at-a-time excursions</w:t>
+      </w:r>
+      <w:r>
+        <w:rPr>
+          <w:b w:val="0"/>
+          <w:i w:val="0"/>
+          <w:strike w:val="0"/>
+        </w:rPr>
+        <w:t xml:space="preserve"> the aggregate stays between </w:t>
+      </w:r>
+      <w:r>
+        <w:rPr>
+          <w:b/>
+          <w:i w:val="0"/>
+          <w:strike w:val="0"/>
+        </w:rPr>
         <w:t>0.05 and 0.44 basis points</w:t>
       </w:r>
       <w:r>
@@ -13088,7 +13555,7 @@
           <w:i w:val="0"/>
           <w:strike w:val="0"/>
         </w:rPr>
-        <w:t xml:space="preserve">. </w:t>
+        <w:t xml:space="preserve"> in any </w:t>
       </w:r>
       <w:r>
         <w:rPr>
@@ -13096,7 +13563,79 @@
           <w:i w:val="0"/>
           <w:strike w:val="0"/>
         </w:rPr>
-        <w:t>To the nearest basis point, no plan's employer contribution rate changes.</w:t>
+        <w:t>single-driver</w:t>
+      </w:r>
+      <w:r>
+        <w:rPr>
+          <w:b w:val="0"/>
+          <w:i w:val="0"/>
+          <w:strike w:val="0"/>
+        </w:rPr>
+        <w:t xml:space="preserve"> scenario. </w:t>
+      </w:r>
+      <w:r>
+        <w:rPr>
+          <w:b/>
+          <w:i w:val="0"/>
+          <w:strike w:val="0"/>
+        </w:rPr>
+        <w:t>To the nearest basis point, no plan's employer contribution rate changes on any single-driver scenario.</w:t>
+      </w:r>
+      <w:r>
+        <w:rPr>
+          <w:b w:val="0"/>
+          <w:i w:val="0"/>
+          <w:strike w:val="0"/>
+        </w:rPr>
+        <w:t xml:space="preserve"> </w:t>
+      </w:r>
+      <w:r>
+        <w:rPr>
+          <w:b/>
+          <w:i w:val="0"/>
+          <w:strike w:val="0"/>
+        </w:rPr>
+        <w:t>The qualifier is load-bearing and must travel with the figure (counsel review finding M-13):</w:t>
+      </w:r>
+      <w:r>
+        <w:rPr>
+          <w:b w:val="0"/>
+          <w:i w:val="0"/>
+          <w:strike w:val="0"/>
+        </w:rPr>
+        <w:t xml:space="preserve"> the sensitivity design is one-at-a-time, take-up and φ are inversely correlated by this model's own logic, and a </w:t>
+      </w:r>
+      <w:r>
+        <w:rPr>
+          <w:b/>
+          <w:i w:val="0"/>
+          <w:strike w:val="0"/>
+        </w:rPr>
+        <w:t>compound adverse case</w:t>
+      </w:r>
+      <w:r>
+        <w:rPr>
+          <w:b w:val="0"/>
+          <w:i w:val="0"/>
+          <w:strike w:val="0"/>
+        </w:rPr>
+        <w:t xml:space="preserve"> combining the high population funnel, φ = 0.25 and 30% take-up yields </w:t>
+      </w:r>
+      <w:r>
+        <w:rPr>
+          <w:b/>
+          <w:i w:val="0"/>
+          <w:strike w:val="0"/>
+        </w:rPr>
+        <w:t>1.16 bp and $43.79M</w:t>
+      </w:r>
+      <w:r>
+        <w:rPr>
+          <w:b w:val="0"/>
+          <w:i w:val="0"/>
+          <w:strike w:val="0"/>
+        </w:rPr>
+        <w:t xml:space="preserve"> — outside the single-driver range, and the figure a money committee should be given as the adverse tail. See section 7.</w:t>
       </w:r>
     </w:p>
     <w:p>
